--- a/Documents/AccountNote.docx
+++ b/Documents/AccountNote.docx
@@ -470,10 +470,76 @@
           <w:b/>
           <w:bCs/>
         </w:rPr>
-        <w:t>Expense Report:</w:t>
-      </w:r>
-      <w:r>
-        <w:t xml:space="preserve"> An itemized list of every payment made (Electricity, Gardening, Security, etc.).</w:t>
+        <w:t xml:space="preserve">Account Status </w:t>
+      </w:r>
+      <w:r>
+        <w:rPr>
+          <w:b/>
+          <w:bCs/>
+        </w:rPr>
+        <w:t>Report:</w:t>
+      </w:r>
+      <w:r>
+        <w:t xml:space="preserve"> A</w:t>
+      </w:r>
+      <w:r>
+        <w:t xml:space="preserve"> report to show total paid &amp; pending amount of every society </w:t>
+      </w:r>
+      <w:proofErr w:type="gramStart"/>
+      <w:r>
+        <w:t>members</w:t>
+      </w:r>
+      <w:proofErr w:type="gramEnd"/>
+      <w:r>
+        <w:t>.</w:t>
+      </w:r>
+    </w:p>
+    <w:p>
+      <w:r>
+        <w:rPr>
+          <w:noProof/>
+        </w:rPr>
+        <w:drawing>
+          <wp:inline distT="0" distB="0" distL="0" distR="0" wp14:anchorId="001C39F4" wp14:editId="089108CE">
+            <wp:extent cx="5731510" cy="4483735"/>
+            <wp:effectExtent l="0" t="0" r="2540" b="0"/>
+            <wp:docPr id="1891090922" name="Picture 5"/>
+            <wp:cNvGraphicFramePr>
+              <a:graphicFrameLocks xmlns:a="http://schemas.openxmlformats.org/drawingml/2006/main" noChangeAspect="1"/>
+            </wp:cNvGraphicFramePr>
+            <a:graphic xmlns:a="http://schemas.openxmlformats.org/drawingml/2006/main">
+              <a:graphicData uri="http://schemas.openxmlformats.org/drawingml/2006/picture">
+                <pic:pic xmlns:pic="http://schemas.openxmlformats.org/drawingml/2006/picture">
+                  <pic:nvPicPr>
+                    <pic:cNvPr id="1891090922" name="Picture 1891090922"/>
+                    <pic:cNvPicPr/>
+                  </pic:nvPicPr>
+                  <pic:blipFill>
+                    <a:blip r:embed="rId5">
+                      <a:extLst>
+                        <a:ext uri="{28A0092B-C50C-407E-A947-70E740481C1C}">
+                          <a14:useLocalDpi xmlns:a14="http://schemas.microsoft.com/office/drawing/2010/main" val="0"/>
+                        </a:ext>
+                      </a:extLst>
+                    </a:blip>
+                    <a:stretch>
+                      <a:fillRect/>
+                    </a:stretch>
+                  </pic:blipFill>
+                  <pic:spPr>
+                    <a:xfrm>
+                      <a:off x="0" y="0"/>
+                      <a:ext cx="5731510" cy="4483735"/>
+                    </a:xfrm>
+                    <a:prstGeom prst="rect">
+                      <a:avLst/>
+                    </a:prstGeom>
+                  </pic:spPr>
+                </pic:pic>
+              </a:graphicData>
+            </a:graphic>
+          </wp:inline>
+        </w:drawing>
       </w:r>
     </w:p>
     <w:p>
@@ -488,10 +554,59 @@
           <w:b/>
           <w:bCs/>
         </w:rPr>
-        <w:t>Pending Status Report:</w:t>
-      </w:r>
-      <w:r>
-        <w:t xml:space="preserve"> A "Bucket" report that groups members by how much they owe (e.g., members owing over ₹30,000).</w:t>
+        <w:t>Expense Report:</w:t>
+      </w:r>
+      <w:r>
+        <w:t xml:space="preserve"> An itemized list of every payment made (Electricity, Gardening, Security, etc.).</w:t>
+      </w:r>
+    </w:p>
+    <w:p>
+      <w:r>
+        <w:rPr>
+          <w:noProof/>
+        </w:rPr>
+        <w:lastRenderedPageBreak/>
+        <w:drawing>
+          <wp:inline distT="0" distB="0" distL="0" distR="0" wp14:anchorId="235CF2A7" wp14:editId="5426DBAD">
+            <wp:extent cx="5731510" cy="3084195"/>
+            <wp:effectExtent l="0" t="0" r="2540" b="1905"/>
+            <wp:docPr id="1349311251" name="Picture 2"/>
+            <wp:cNvGraphicFramePr>
+              <a:graphicFrameLocks xmlns:a="http://schemas.openxmlformats.org/drawingml/2006/main" noChangeAspect="1"/>
+            </wp:cNvGraphicFramePr>
+            <a:graphic xmlns:a="http://schemas.openxmlformats.org/drawingml/2006/main">
+              <a:graphicData uri="http://schemas.openxmlformats.org/drawingml/2006/picture">
+                <pic:pic xmlns:pic="http://schemas.openxmlformats.org/drawingml/2006/picture">
+                  <pic:nvPicPr>
+                    <pic:cNvPr id="1349311251" name="Picture 1349311251"/>
+                    <pic:cNvPicPr/>
+                  </pic:nvPicPr>
+                  <pic:blipFill>
+                    <a:blip r:embed="rId6">
+                      <a:extLst>
+                        <a:ext uri="{28A0092B-C50C-407E-A947-70E740481C1C}">
+                          <a14:useLocalDpi xmlns:a14="http://schemas.microsoft.com/office/drawing/2010/main" val="0"/>
+                        </a:ext>
+                      </a:extLst>
+                    </a:blip>
+                    <a:stretch>
+                      <a:fillRect/>
+                    </a:stretch>
+                  </pic:blipFill>
+                  <pic:spPr>
+                    <a:xfrm>
+                      <a:off x="0" y="0"/>
+                      <a:ext cx="5731510" cy="3084195"/>
+                    </a:xfrm>
+                    <a:prstGeom prst="rect">
+                      <a:avLst/>
+                    </a:prstGeom>
+                  </pic:spPr>
+                </pic:pic>
+              </a:graphicData>
+            </a:graphic>
+          </wp:inline>
+        </w:drawing>
       </w:r>
     </w:p>
     <w:p>
@@ -506,10 +621,135 @@
           <w:b/>
           <w:bCs/>
         </w:rPr>
-        <w:t>Bank Statement:</w:t>
-      </w:r>
-      <w:r>
-        <w:t xml:space="preserve"> A digital mirror of the society’s bank transactions, including UPI and IMPS details.</w:t>
+        <w:t>Pending Status Report:</w:t>
+      </w:r>
+      <w:r>
+        <w:t xml:space="preserve"> A "Bucket" report that groups members by how much they owe (e.g., members owing over ₹30,000).</w:t>
+      </w:r>
+    </w:p>
+    <w:p>
+      <w:r>
+        <w:rPr>
+          <w:noProof/>
+        </w:rPr>
+        <w:drawing>
+          <wp:inline distT="0" distB="0" distL="0" distR="0" wp14:anchorId="754203E1" wp14:editId="3B67393B">
+            <wp:extent cx="5731510" cy="3935730"/>
+            <wp:effectExtent l="0" t="0" r="2540" b="7620"/>
+            <wp:docPr id="626547471" name="Picture 4"/>
+            <wp:cNvGraphicFramePr>
+              <a:graphicFrameLocks xmlns:a="http://schemas.openxmlformats.org/drawingml/2006/main" noChangeAspect="1"/>
+            </wp:cNvGraphicFramePr>
+            <a:graphic xmlns:a="http://schemas.openxmlformats.org/drawingml/2006/main">
+              <a:graphicData uri="http://schemas.openxmlformats.org/drawingml/2006/picture">
+                <pic:pic xmlns:pic="http://schemas.openxmlformats.org/drawingml/2006/picture">
+                  <pic:nvPicPr>
+                    <pic:cNvPr id="626547471" name="Picture 626547471"/>
+                    <pic:cNvPicPr/>
+                  </pic:nvPicPr>
+                  <pic:blipFill>
+                    <a:blip r:embed="rId7">
+                      <a:extLst>
+                        <a:ext uri="{28A0092B-C50C-407E-A947-70E740481C1C}">
+                          <a14:useLocalDpi xmlns:a14="http://schemas.microsoft.com/office/drawing/2010/main" val="0"/>
+                        </a:ext>
+                      </a:extLst>
+                    </a:blip>
+                    <a:stretch>
+                      <a:fillRect/>
+                    </a:stretch>
+                  </pic:blipFill>
+                  <pic:spPr>
+                    <a:xfrm>
+                      <a:off x="0" y="0"/>
+                      <a:ext cx="5731510" cy="3935730"/>
+                    </a:xfrm>
+                    <a:prstGeom prst="rect">
+                      <a:avLst/>
+                    </a:prstGeom>
+                  </pic:spPr>
+                </pic:pic>
+              </a:graphicData>
+            </a:graphic>
+          </wp:inline>
+        </w:drawing>
+      </w:r>
+    </w:p>
+    <w:p>
+      <w:pPr>
+        <w:numPr>
+          <w:ilvl w:val="0"/>
+          <w:numId w:val="5"/>
+        </w:numPr>
+      </w:pPr>
+      <w:r>
+        <w:rPr>
+          <w:b/>
+          <w:bCs/>
+        </w:rPr>
+        <w:t>Reconciliation Report</w:t>
+      </w:r>
+      <w:r>
+        <w:rPr>
+          <w:b/>
+          <w:bCs/>
+        </w:rPr>
+        <w:t xml:space="preserve">: </w:t>
+      </w:r>
+      <w:r>
+        <w:t>A report that</w:t>
+      </w:r>
+      <w:r>
+        <w:t xml:space="preserve"> reconcile transaction entry made in the app with Bank statement.</w:t>
+      </w:r>
+    </w:p>
+    <w:p>
+      <w:r>
+        <w:rPr>
+          <w:noProof/>
+        </w:rPr>
+        <w:lastRenderedPageBreak/>
+        <w:drawing>
+          <wp:inline distT="0" distB="0" distL="0" distR="0" wp14:anchorId="19B016E2" wp14:editId="0BFA4D4B">
+            <wp:extent cx="5731510" cy="4137660"/>
+            <wp:effectExtent l="0" t="0" r="2540" b="0"/>
+            <wp:docPr id="732125017" name="Picture 3"/>
+            <wp:cNvGraphicFramePr>
+              <a:graphicFrameLocks xmlns:a="http://schemas.openxmlformats.org/drawingml/2006/main" noChangeAspect="1"/>
+            </wp:cNvGraphicFramePr>
+            <a:graphic xmlns:a="http://schemas.openxmlformats.org/drawingml/2006/main">
+              <a:graphicData uri="http://schemas.openxmlformats.org/drawingml/2006/picture">
+                <pic:pic xmlns:pic="http://schemas.openxmlformats.org/drawingml/2006/picture">
+                  <pic:nvPicPr>
+                    <pic:cNvPr id="732125017" name="Picture 732125017"/>
+                    <pic:cNvPicPr/>
+                  </pic:nvPicPr>
+                  <pic:blipFill>
+                    <a:blip r:embed="rId8">
+                      <a:extLst>
+                        <a:ext uri="{28A0092B-C50C-407E-A947-70E740481C1C}">
+                          <a14:useLocalDpi xmlns:a14="http://schemas.microsoft.com/office/drawing/2010/main" val="0"/>
+                        </a:ext>
+                      </a:extLst>
+                    </a:blip>
+                    <a:stretch>
+                      <a:fillRect/>
+                    </a:stretch>
+                  </pic:blipFill>
+                  <pic:spPr>
+                    <a:xfrm>
+                      <a:off x="0" y="0"/>
+                      <a:ext cx="5731510" cy="4137660"/>
+                    </a:xfrm>
+                    <a:prstGeom prst="rect">
+                      <a:avLst/>
+                    </a:prstGeom>
+                  </pic:spPr>
+                </pic:pic>
+              </a:graphicData>
+            </a:graphic>
+          </wp:inline>
+        </w:drawing>
       </w:r>
     </w:p>
     <w:p>
@@ -1366,7 +1606,7 @@
         <w:sz w:val="20"/>
       </w:rPr>
     </w:lvl>
-    <w:lvl w:ilvl="1" w:tentative="1">
+    <w:lvl w:ilvl="1">
       <w:start w:val="1"/>
       <w:numFmt w:val="bullet"/>
       <w:lvlText w:val="o"/>
